--- a/paper/paper_ijcnn2027.docx
+++ b/paper/paper_ijcnn2027.docx
@@ -7668,7 +7668,7 @@
           <w:sz w:val="20"/>
           <w:szCs w:val="20"/>
         </w:rPr>
-        <w:t xml:space="preserve"> Code, configurations, per-seed result files and logs for all runs (anonymised for review): https://anonymous.4open.science/r/project-genesis-873C/.</w:t>
+        <w:t xml:space="preserve"> Code, configurations, per-seed result files and logs for all runs (anonymised for review): https://anonymous.4open.science/r/blind-crl-ijcnn/.</w:t>
       </w:r>
     </w:p>
     <w:p>
